--- a/report/VoiceBot-Report.docx
+++ b/report/VoiceBot-Report.docx
@@ -4251,7 +4251,7 @@
           <w:sz w:val="22"/>
           <w:szCs w:val="22"/>
         </w:rPr>
-        <w:t xml:space="preserve">Confidence scores are uncalibrated softmax outputs, which neural networks are known to make overconfident. Temperature scaling on the validation split, or an explicit open-set method, would give better-behaved rejection.</w:t>
+        <w:t xml:space="preserve">Confidence scores are uncalibrated softmax outputs, which neural networks are known to produce overconfidently. Temperature scaling on the validation split, or an explicit open-set method, would give better-behaved rejection.</w:t>
       </w:r>
     </w:p>
     <w:p>

--- a/report/VoiceBot-Report.docx
+++ b/report/VoiceBot-Report.docx
@@ -28,7 +28,7 @@
           <w:sz w:val="22"/>
           <w:szCs w:val="22"/>
         </w:rPr>
-        <w:t xml:space="preserve">Speech and Language Processing — Lab Assessment</w:t>
+        <w:t xml:space="preserve">Speech and Language Processing - Lab Assessment</w:t>
       </w:r>
     </w:p>
     <w:tbl>
@@ -343,7 +343,7 @@
           <w:sz w:val="22"/>
           <w:szCs w:val="22"/>
         </w:rPr>
-        <w:t xml:space="preserve">The classifier is trained on CLINC150 (Larson et al., EMNLP 2019), a benchmark created specifically for intent classification. It contains 150 in-scope intents across ten domains with 150 crowdsourced utterances each, and — unusually for an intent dataset — an explicit out-of-scope class of queries a task-oriented assistant is not built to answer.</w:t>
+        <w:t xml:space="preserve">The classifier is trained on CLINC150 (Larson et al., EMNLP 2019), a benchmark created specifically for intent classification. It contains 150 in-scope intents across ten domains with 150 crowdsourced utterances each, and - unusually for an intent dataset - an explicit out-of-scope class of queries a task-oriented assistant is not built to answer.</w:t>
       </w:r>
     </w:p>
     <w:p>
@@ -2490,7 +2490,7 @@
                 <w:sz w:val="20"/>
                 <w:szCs w:val="20"/>
               </w:rPr>
-              <w:t xml:space="preserve">—</w:t>
+              <w:t xml:space="preserve">-</w:t>
             </w:r>
           </w:p>
         </w:tc>

--- a/report/VoiceBot-Report.docx
+++ b/report/VoiceBot-Report.docx
@@ -245,7 +245,7 @@
           <w:sz w:val="22"/>
           <w:szCs w:val="22"/>
         </w:rPr>
-        <w:t xml:space="preserve">The finished system is a two-stage pipeline. Recorded audio is transcribed by Whisper, and the transcript is classified into one of 41 intents by a fine-tuned DistilBERT model. The predicted intent selects the response. Both stages run on the server.</w:t>
+        <w:t xml:space="preserve">The finished system is a two-stage pipeline. Recorded audio is transcribed by Whisper, and the transcript is classified into one of 16 food and nutrition intents by a fine-tuned DistilBERT model, and the answer is looked up in a corpus of 39,447 real recipes. The predicted intent selects the response. Both stages run on the server.</w:t>
       </w:r>
     </w:p>
     <w:p>
@@ -287,7 +287,7 @@
           <w:sz w:val="19"/>
           <w:szCs w:val="19"/>
         </w:rPr>
-        <w:t xml:space="preserve">                DistilBERT classifier (int8 ONNX)     -&gt;  intent + confidence</w:t>
+        <w:t xml:space="preserve">                DistilBERT classifier (int8 ONNX, 16)  -&gt;  intent + confidence</w:t>
       </w:r>
     </w:p>
     <w:p>
@@ -301,7 +301,7 @@
           <w:sz w:val="19"/>
           <w:szCs w:val="19"/>
         </w:rPr>
-        <w:t xml:space="preserve">                response template                    -&gt;  reply</w:t>
+        <w:t xml:space="preserve">                recipe corpus lookup                 -&gt;  reply</w:t>
       </w:r>
     </w:p>
     <w:p>
@@ -370,7 +370,7 @@
           <w:sz w:val="22"/>
           <w:szCs w:val="22"/>
         </w:rPr>
-        <w:t xml:space="preserve">A 40-intent subset spanning eight domains was selected, plus the out-of-scope class, giving 41 classes. The selection is fixed in train/prepare_data.py and is therefore reproducible. Two considerations drove it: training all 150 classes on a CPU is slow without teaching anything further, and every intent needs a written response for the chatbot to reply at all.</w:t>
+        <w:t xml:space="preserve">One CLINC domain is used in full - kitchen and dining, 15 intents - plus the out-of-scope class, giving 16 classes. The selection is fixed in train/prepare_data.py and is therefore reproducible. Taking a whole domain rather than a slice of several gives the assistant a subject it can genuinely answer about, and makes the out-of-scope class more important rather than less: a narrow assistant is asked things it cannot handle far more often than a general one.</w:t>
       </w:r>
     </w:p>
     <w:tbl>
@@ -553,7 +553,7 @@
                 <w:sz w:val="20"/>
                 <w:szCs w:val="20"/>
               </w:rPr>
-              <w:t xml:space="preserve">4,250</w:t>
+              <w:t xml:space="preserve">1,750</w:t>
             </w:r>
           </w:p>
         </w:tc>
@@ -659,7 +659,7 @@
                 <w:sz w:val="20"/>
                 <w:szCs w:val="20"/>
               </w:rPr>
-              <w:t xml:space="preserve">900</w:t>
+              <w:t xml:space="preserve">375</w:t>
             </w:r>
           </w:p>
         </w:tc>
@@ -711,7 +711,7 @@
                 <w:sz w:val="20"/>
                 <w:szCs w:val="20"/>
               </w:rPr>
-              <w:t xml:space="preserve">100</w:t>
+              <w:t xml:space="preserve">75</w:t>
             </w:r>
           </w:p>
         </w:tc>
@@ -765,7 +765,7 @@
                 <w:sz w:val="20"/>
                 <w:szCs w:val="20"/>
               </w:rPr>
-              <w:t xml:space="preserve">1,500</w:t>
+              <w:t xml:space="preserve">600</w:t>
             </w:r>
           </w:p>
         </w:tc>
@@ -817,7 +817,7 @@
                 <w:sz w:val="20"/>
                 <w:szCs w:val="20"/>
               </w:rPr>
-              <w:t xml:space="preserve">300</w:t>
+              <w:t xml:space="preserve">150</w:t>
             </w:r>
           </w:p>
         </w:tc>
@@ -852,7 +852,7 @@
           <w:sz w:val="24"/>
           <w:szCs w:val="24"/>
         </w:rPr>
-        <w:t xml:space="preserve">2.3 Responses</w:t>
+        <w:t xml:space="preserve">2.3 Second dataset: the recipe corpus</w:t>
       </w:r>
     </w:p>
     <w:p>
@@ -864,7 +864,43 @@
           <w:sz w:val="22"/>
           <w:szCs w:val="22"/>
         </w:rPr>
-        <w:t xml:space="preserve">CLINC150 is a classification dataset and contains no replies. A separate file maps each of the 41 intents to two or three written responses, one chosen at random per turn. A few carry placeholders filled from the server clock or a random draw, so the time, date and coin-flip intents return live answers rather than fixed text.</w:t>
+        <w:t xml:space="preserve">CLINC150 is a classification dataset and contains no replies, so a second corpus supplies the answers. recipes-with-nutrition (datahiveai, Hugging Face) holds 39,447 recipes with servings, energy, full nutrient breakdowns, ingredient lists and dietary labels.</w:t>
+      </w:r>
+    </w:p>
+    <w:p>
+      <w:pPr>
+        <w:spacing w:after="140" w:line="276"/>
+      </w:pPr>
+      <w:r>
+        <w:rPr>
+          <w:sz w:val="22"/>
+          <w:szCs w:val="22"/>
+        </w:rPr>
+        <w:t xml:space="preserve">It cannot train an intent classifier, since it contains recipes rather than user utterances, but it is the knowledge base the food intents answer from. Asked how many calories are in butter chicken, the system classifies the intent with DistilBERT, matches the dish against the 39,447 recipe names, and quotes the real figure. Where no dish is named, or where the corpus holds nothing relevant, a written template is used instead.</w:t>
+      </w:r>
+    </w:p>
+    <w:p>
+      <w:pPr>
+        <w:spacing w:after="140" w:line="276"/>
+      </w:pPr>
+      <w:r>
+        <w:rPr>
+          <w:sz w:val="22"/>
+          <w:szCs w:val="22"/>
+        </w:rPr>
+        <w:t xml:space="preserve">Dish matching is lexical rather than learned: query tokens are scored against recipe names with inverse document frequency weighting and normalised by name length, so a short exact title outranks a long one that merely shares a word. A multi-word query must match on more than one token, which is what stops an unrelated request finding a recipe.</w:t>
+      </w:r>
+    </w:p>
+    <w:p>
+      <w:pPr>
+        <w:spacing w:after="140" w:line="276"/>
+      </w:pPr>
+      <w:r>
+        <w:rPr>
+          <w:sz w:val="22"/>
+          <w:szCs w:val="22"/>
+        </w:rPr>
+        <w:t xml:space="preserve">The published file is 450 MB of nested JSON. A preparation script reduces it to the fields the assistant quotes and writes 2.4 MB gzipped, small enough to deploy beside the models.</w:t>
       </w:r>
     </w:p>
     <w:p>
@@ -1099,7 +1135,7 @@
           <w:sz w:val="19"/>
           <w:szCs w:val="19"/>
         </w:rPr>
-        <w:t xml:space="preserve">  -&gt; Linear(768, 41) -&gt; softmax over 41 intents</w:t>
+        <w:t xml:space="preserve">  -&gt; Linear(768, 16) -&gt; softmax over 16 classes</w:t>
       </w:r>
     </w:p>
     <w:p>
@@ -1116,7 +1152,7 @@
           <w:sz w:val="22"/>
           <w:szCs w:val="22"/>
         </w:rPr>
-        <w:t xml:space="preserve">Trainable parameters: 66,985,001.</w:t>
+        <w:t xml:space="preserve">Trainable parameters: 66,965,776.</w:t>
       </w:r>
     </w:p>
     <w:tbl>
@@ -1883,7 +1919,7 @@
           <w:sz w:val="22"/>
           <w:szCs w:val="22"/>
         </w:rPr>
-        <w:t xml:space="preserve">All models were evaluated on the same 1,500 held-out utterances.</w:t>
+        <w:t xml:space="preserve">All models were evaluated on the same 600 held-out utterances.</w:t>
       </w:r>
     </w:p>
     <w:tbl>
@@ -2066,7 +2102,7 @@
                 <w:sz w:val="20"/>
                 <w:szCs w:val="20"/>
               </w:rPr>
-              <w:t xml:space="preserve">485,071</w:t>
+              <w:t xml:space="preserve">112,864</w:t>
             </w:r>
           </w:p>
         </w:tc>
@@ -2092,7 +2128,7 @@
                 <w:sz w:val="20"/>
                 <w:szCs w:val="20"/>
               </w:rPr>
-              <w:t xml:space="preserve">0.8800</w:t>
+              <w:t xml:space="preserve">0.8750</w:t>
             </w:r>
           </w:p>
         </w:tc>
@@ -2118,7 +2154,7 @@
                 <w:sz w:val="20"/>
                 <w:szCs w:val="20"/>
               </w:rPr>
-              <w:t xml:space="preserve">0.9055</w:t>
+              <w:t xml:space="preserve">0.8803</w:t>
             </w:r>
           </w:p>
         </w:tc>
@@ -2172,7 +2208,7 @@
                 <w:sz w:val="20"/>
                 <w:szCs w:val="20"/>
               </w:rPr>
-              <w:t xml:space="preserve">375,081</w:t>
+              <w:t xml:space="preserve">249,744</w:t>
             </w:r>
           </w:p>
         </w:tc>
@@ -2198,7 +2234,7 @@
                 <w:sz w:val="20"/>
                 <w:szCs w:val="20"/>
               </w:rPr>
-              <w:t xml:space="preserve">0.8747</w:t>
+              <w:t xml:space="preserve">0.8867</w:t>
             </w:r>
           </w:p>
         </w:tc>
@@ -2224,7 +2260,7 @@
                 <w:sz w:val="20"/>
                 <w:szCs w:val="20"/>
               </w:rPr>
-              <w:t xml:space="preserve">0.8981</w:t>
+              <w:t xml:space="preserve">0.8847</w:t>
             </w:r>
           </w:p>
         </w:tc>
@@ -2278,7 +2314,7 @@
                 <w:sz w:val="20"/>
                 <w:szCs w:val="20"/>
               </w:rPr>
-              <w:t xml:space="preserve">273,833</w:t>
+              <w:t xml:space="preserve">209,040</w:t>
             </w:r>
           </w:p>
         </w:tc>
@@ -2304,7 +2340,7 @@
                 <w:sz w:val="20"/>
                 <w:szCs w:val="20"/>
               </w:rPr>
-              <w:t xml:space="preserve">0.8860</w:t>
+              <w:t xml:space="preserve">0.8867</w:t>
             </w:r>
           </w:p>
         </w:tc>
@@ -2330,7 +2366,7 @@
                 <w:sz w:val="20"/>
                 <w:szCs w:val="20"/>
               </w:rPr>
-              <w:t xml:space="preserve">0.9015</w:t>
+              <w:t xml:space="preserve">0.8763</w:t>
             </w:r>
           </w:p>
         </w:tc>
@@ -2384,7 +2420,7 @@
                 <w:sz w:val="20"/>
                 <w:szCs w:val="20"/>
               </w:rPr>
-              <w:t xml:space="preserve">66,985,001</w:t>
+              <w:t xml:space="preserve">66,965,776</w:t>
             </w:r>
           </w:p>
         </w:tc>
@@ -2410,7 +2446,7 @@
                 <w:sz w:val="20"/>
                 <w:szCs w:val="20"/>
               </w:rPr>
-              <w:t xml:space="preserve">0.9460</w:t>
+              <w:t xml:space="preserve">0.9333</w:t>
             </w:r>
           </w:p>
         </w:tc>
@@ -2436,7 +2472,7 @@
                 <w:sz w:val="20"/>
                 <w:szCs w:val="20"/>
               </w:rPr>
-              <w:t xml:space="preserve">0.9556</w:t>
+              <w:t xml:space="preserve">0.9294</w:t>
             </w:r>
           </w:p>
         </w:tc>
@@ -2516,7 +2552,7 @@
                 <w:sz w:val="20"/>
                 <w:szCs w:val="20"/>
               </w:rPr>
-              <w:t xml:space="preserve">0.9473</w:t>
+              <w:t xml:space="preserve">0.9333</w:t>
             </w:r>
           </w:p>
         </w:tc>
@@ -2542,7 +2578,7 @@
                 <w:sz w:val="20"/>
                 <w:szCs w:val="20"/>
               </w:rPr>
-              <w:t xml:space="preserve">0.9562</w:t>
+              <w:t xml:space="preserve">0.9278</w:t>
             </w:r>
           </w:p>
         </w:tc>
@@ -2562,7 +2598,7 @@
           <w:sz w:val="22"/>
           <w:szCs w:val="22"/>
         </w:rPr>
-        <w:t xml:space="preserve">The fine-tuned transformer improves on the best non-transformer model by 6.0 accuracy points and 5.4 macro-F1 points. The gain comes from pre-training: DistilBERT has already learned that phrasings such as "what is the forecast" and "will it rain tomorrow" are related, whereas the from-scratch models can only learn that from the hundred examples per class they are given.</w:t>
+        <w:t xml:space="preserve">The fine-tuned transformer improves on the best non-transformer model by 4.7 accuracy points and 4.5 macro-F1 points. The gain comes from pre-training: DistilBERT has already learned that phrasings such as "what is the forecast" and "will it rain tomorrow" are related, whereas the from-scratch models can only learn that from the hundred examples per class they are given.</w:t>
       </w:r>
     </w:p>
     <w:p>
@@ -2574,7 +2610,7 @@
           <w:sz w:val="22"/>
           <w:szCs w:val="22"/>
         </w:rPr>
-        <w:t xml:space="preserve">Accuracy and macro F1 differ noticeably because the test set holds 300 out-of-scope utterances against 30 for each in-scope intent, and out-of-scope is by far the hardest class. It therefore depresses accuracy more than it depresses an average taken equally over classes. Both are reported for that reason.</w:t>
+        <w:t xml:space="preserve">The test set holds 150 out-of-scope utterances against 30 for each in-scope intent. A narrow assistant is asked out-of-scope questions far more is asked out-of-scope questions far more often than a general one, so both are reported for that reason.</w:t>
       </w:r>
     </w:p>
     <w:p>
@@ -2772,7 +2808,7 @@
                 <w:sz w:val="20"/>
                 <w:szCs w:val="20"/>
               </w:rPr>
-              <w:t xml:space="preserve">0.9742</w:t>
+              <w:t xml:space="preserve">0.9356</w:t>
             </w:r>
           </w:p>
         </w:tc>
@@ -2798,7 +2834,7 @@
                 <w:sz w:val="20"/>
                 <w:szCs w:val="20"/>
               </w:rPr>
-              <w:t xml:space="preserve">0.8333</w:t>
+              <w:t xml:space="preserve">0.9267</w:t>
             </w:r>
           </w:p>
         </w:tc>
@@ -2824,7 +2860,7 @@
                 <w:sz w:val="20"/>
                 <w:szCs w:val="20"/>
               </w:rPr>
-              <w:t xml:space="preserve">0.9556</w:t>
+              <w:t xml:space="preserve">0.9294</w:t>
             </w:r>
           </w:p>
         </w:tc>
@@ -2852,7 +2888,7 @@
                 <w:sz w:val="20"/>
                 <w:szCs w:val="20"/>
               </w:rPr>
-              <w:t xml:space="preserve">Validation, threshold 0.44</w:t>
+              <w:t xml:space="preserve">Validation, threshold 0.38</w:t>
             </w:r>
           </w:p>
         </w:tc>
@@ -2878,7 +2914,7 @@
                 <w:sz w:val="20"/>
                 <w:szCs w:val="20"/>
               </w:rPr>
-              <w:t xml:space="preserve">0.9663</w:t>
+              <w:t xml:space="preserve">0.9333</w:t>
             </w:r>
           </w:p>
         </w:tc>
@@ -2904,7 +2940,7 @@
                 <w:sz w:val="20"/>
                 <w:szCs w:val="20"/>
               </w:rPr>
-              <w:t xml:space="preserve">0.9100</w:t>
+              <w:t xml:space="preserve">0.9467</w:t>
             </w:r>
           </w:p>
         </w:tc>
@@ -2930,7 +2966,7 @@
                 <w:sz w:val="20"/>
                 <w:szCs w:val="20"/>
               </w:rPr>
-              <w:t xml:space="preserve">0.9672</w:t>
+              <w:t xml:space="preserve">0.9390</w:t>
             </w:r>
           </w:p>
         </w:tc>
@@ -2958,7 +2994,7 @@
                 <w:sz w:val="20"/>
                 <w:szCs w:val="20"/>
               </w:rPr>
-              <w:t xml:space="preserve">Test, threshold 0.44</w:t>
+              <w:t xml:space="preserve">Test, threshold 0.38</w:t>
             </w:r>
           </w:p>
         </w:tc>
@@ -2984,7 +3020,7 @@
                 <w:sz w:val="20"/>
                 <w:szCs w:val="20"/>
               </w:rPr>
-              <w:t xml:space="preserve">0.9700</w:t>
+              <w:t xml:space="preserve">0.9222</w:t>
             </w:r>
           </w:p>
         </w:tc>
@@ -3010,7 +3046,7 @@
                 <w:sz w:val="20"/>
                 <w:szCs w:val="20"/>
               </w:rPr>
-              <w:t xml:space="preserve">0.9033</w:t>
+              <w:t xml:space="preserve">0.9467</w:t>
             </w:r>
           </w:p>
         </w:tc>
@@ -3036,7 +3072,7 @@
                 <w:sz w:val="20"/>
                 <w:szCs w:val="20"/>
               </w:rPr>
-              <w:t xml:space="preserve">0.9651</w:t>
+              <w:t xml:space="preserve">0.9273</w:t>
             </w:r>
           </w:p>
         </w:tc>
@@ -3056,7 +3092,7 @@
           <w:sz w:val="22"/>
           <w:szCs w:val="22"/>
         </w:rPr>
-        <w:t xml:space="preserve">The threshold raises out-of-scope recall on test from 83.3 percent to 90.3 percent at a cost of 0.4 points of in-scope accuracy. A higher threshold catches more unanswerable questions but begins refusing questions the model actually got right.</w:t>
+        <w:t xml:space="preserve">The threshold raises out-of-scope recall on test from 92.7 percent to 94.7 percent at a cost of 1.3 points of in-scope accuracy. A higher threshold catches more unanswerable questions but begins refusing questions the model actually got right.</w:t>
       </w:r>
     </w:p>
     <w:p>
@@ -3083,7 +3119,7 @@
           <w:sz w:val="22"/>
           <w:szCs w:val="22"/>
         </w:rPr>
-        <w:t xml:space="preserve">Text accuracy is not the accuracy a user experiences, because recognition errors propagate into the classifier. To measure that, 86 held-out test utterances were synthesised to speech and put through the complete deployed pipeline.</w:t>
+        <w:t xml:space="preserve">Text accuracy is not the accuracy a user experiences, because recognition errors propagate into the classifier. To measure that, 36 held-out test utterances were synthesised to speech and put through the complete deployed pipeline.</w:t>
       </w:r>
     </w:p>
     <w:tbl>
@@ -3210,7 +3246,7 @@
                 <w:sz w:val="20"/>
                 <w:szCs w:val="20"/>
               </w:rPr>
-              <w:t xml:space="preserve">86</w:t>
+              <w:t xml:space="preserve">36</w:t>
             </w:r>
           </w:p>
         </w:tc>
@@ -3264,7 +3300,7 @@
                 <w:sz w:val="20"/>
                 <w:szCs w:val="20"/>
               </w:rPr>
-              <w:t xml:space="preserve">0.0394</w:t>
+              <w:t xml:space="preserve">0.0476</w:t>
             </w:r>
           </w:p>
         </w:tc>
@@ -3318,7 +3354,7 @@
                 <w:sz w:val="20"/>
                 <w:szCs w:val="20"/>
               </w:rPr>
-              <w:t xml:space="preserve">80.2 percent</w:t>
+              <w:t xml:space="preserve">75.0 percent</w:t>
             </w:r>
           </w:p>
         </w:tc>
@@ -3372,7 +3408,7 @@
                 <w:sz w:val="20"/>
                 <w:szCs w:val="20"/>
               </w:rPr>
-              <w:t xml:space="preserve">0.9767</w:t>
+              <w:t xml:space="preserve">1.0000</w:t>
             </w:r>
           </w:p>
         </w:tc>
@@ -3426,7 +3462,7 @@
                 <w:sz w:val="20"/>
                 <w:szCs w:val="20"/>
               </w:rPr>
-              <w:t xml:space="preserve">0.9651</w:t>
+              <w:t xml:space="preserve">0.9722</w:t>
             </w:r>
           </w:p>
         </w:tc>
@@ -3480,7 +3516,7 @@
                 <w:sz w:val="20"/>
                 <w:szCs w:val="20"/>
               </w:rPr>
-              <w:t xml:space="preserve">1.2 points</w:t>
+              <w:t xml:space="preserve">2.8 points</w:t>
             </w:r>
           </w:p>
         </w:tc>
@@ -3534,7 +3570,7 @@
                 <w:sz w:val="20"/>
                 <w:szCs w:val="20"/>
               </w:rPr>
-              <w:t xml:space="preserve">1,089 ms</w:t>
+              <w:t xml:space="preserve">2,515 ms</w:t>
             </w:r>
           </w:p>
         </w:tc>
@@ -3642,7 +3678,7 @@
                 <w:sz w:val="20"/>
                 <w:szCs w:val="20"/>
               </w:rPr>
-              <w:t xml:space="preserve">0.35</w:t>
+              <w:t xml:space="preserve">0.74</w:t>
             </w:r>
           </w:p>
         </w:tc>
@@ -3662,7 +3698,7 @@
           <w:sz w:val="22"/>
           <w:szCs w:val="22"/>
         </w:rPr>
-        <w:t xml:space="preserve">A word error rate of 0.039 means roughly four words in every hundred are recognised wrongly, and 80 percent of utterances come back with no errors at all. Intent accuracy falls by only 1.2 points when the input arrives as speech rather than text, because recognition errors tend to land on words that do not determine the intent. A real-time factor of 0.35 means the system transcribes roughly three times faster than the audio was spoken.</w:t>
+        <w:t xml:space="preserve">A word error rate of 0.048 means roughly five words in every hundred are recognised wrongly, and 75 percent of utterances come back with no errors at all. Intent accuracy falls by only 2.8 points when the input arrives as speech rather than text, because recognition errors tend to land on words that do not determine the intent. A real-time factor of 0.74 means the system transcribes faster than the audio was spoken.</w:t>
       </w:r>
     </w:p>
     <w:p>
@@ -3950,7 +3986,7 @@
                 <w:sz w:val="20"/>
                 <w:szCs w:val="20"/>
               </w:rPr>
-              <w:t xml:space="preserve">0.9460</w:t>
+              <w:t xml:space="preserve">0.9333</w:t>
             </w:r>
           </w:p>
         </w:tc>
@@ -3976,7 +4012,7 @@
                 <w:sz w:val="20"/>
                 <w:szCs w:val="20"/>
               </w:rPr>
-              <w:t xml:space="preserve">0.9473</w:t>
+              <w:t xml:space="preserve">0.9333</w:t>
             </w:r>
           </w:p>
         </w:tc>
@@ -4030,7 +4066,7 @@
                 <w:sz w:val="20"/>
                 <w:szCs w:val="20"/>
               </w:rPr>
-              <w:t xml:space="preserve">0.9556</w:t>
+              <w:t xml:space="preserve">0.9294</w:t>
             </w:r>
           </w:p>
         </w:tc>
@@ -4056,7 +4092,7 @@
                 <w:sz w:val="20"/>
                 <w:szCs w:val="20"/>
               </w:rPr>
-              <w:t xml:space="preserve">0.9562</w:t>
+              <w:t xml:space="preserve">0.9278</w:t>
             </w:r>
           </w:p>
         </w:tc>
@@ -4136,7 +4172,7 @@
                 <w:sz w:val="20"/>
                 <w:szCs w:val="20"/>
               </w:rPr>
-              <w:t xml:space="preserve">1.8x</w:t>
+              <w:t xml:space="preserve">1.9x</w:t>
             </w:r>
           </w:p>
         </w:tc>
@@ -4168,7 +4204,7 @@
           <w:sz w:val="22"/>
           <w:szCs w:val="22"/>
         </w:rPr>
-        <w:t xml:space="preserve">Measured on the deployed container: 358 MB under load, about 12 seconds from cold start to serving, and 2.4 seconds per voice request.</w:t>
+        <w:t xml:space="preserve">Measured on the deployed container: about 360 MB under load, roughly 12 seconds from cold start to serving, and a few seconds per voice request.</w:t>
       </w:r>
     </w:p>
     <w:p>

--- a/report/VoiceBot-Report.docx
+++ b/report/VoiceBot-Report.docx
@@ -2591,6 +2591,68 @@
     </w:p>
     <w:p>
       <w:pPr>
+        <w:spacing w:after="60" w:before="120"/>
+        <w:jc w:val="center"/>
+      </w:pPr>
+      <w:r>
+        <w:drawing>
+          <wp:inline distT="0" distB="0" distL="0" distR="0">
+            <wp:extent cx="5715000" cy="2400300"/>
+            <wp:effectExtent t="0" r="0" b="0" l="0"/>
+            <wp:docPr id="1" name="" descr="" title=""/>
+            <wp:cNvGraphicFramePr>
+              <a:graphicFrameLocks xmlns:a="http://schemas.openxmlformats.org/drawingml/2006/main" noChangeAspect="1"/>
+            </wp:cNvGraphicFramePr>
+            <a:graphic xmlns:a="http://schemas.openxmlformats.org/drawingml/2006/main">
+              <a:graphicData uri="http://schemas.openxmlformats.org/drawingml/2006/picture">
+                <pic:pic xmlns:pic="http://schemas.openxmlformats.org/drawingml/2006/picture">
+                  <pic:nvPicPr>
+                    <pic:cNvPr id="0" name="" descr=""/>
+                    <pic:cNvPicPr>
+                      <a:picLocks noChangeAspect="1" noChangeArrowheads="1"/>
+                    </pic:cNvPicPr>
+                  </pic:nvPicPr>
+                  <pic:blipFill>
+                    <a:blip r:embed="rId7" cstate="none"/>
+                    <a:srcRect/>
+                    <a:stretch>
+                      <a:fillRect/>
+                    </a:stretch>
+                  </pic:blipFill>
+                  <pic:spPr bwMode="auto">
+                    <a:xfrm>
+                      <a:off x="0" y="0"/>
+                      <a:ext cx="5715000" cy="2400300"/>
+                    </a:xfrm>
+                    <a:prstGeom prst="rect">
+                      <a:avLst/>
+                    </a:prstGeom>
+                  </pic:spPr>
+                </pic:pic>
+              </a:graphicData>
+            </a:graphic>
+          </wp:inline>
+        </w:drawing>
+      </w:r>
+    </w:p>
+    <w:p>
+      <w:pPr>
+        <w:spacing w:after="200"/>
+        <w:jc w:val="center"/>
+      </w:pPr>
+      <w:r>
+        <w:rPr>
+          <w:i/>
+          <w:iCs/>
+          <w:color w:val="666666"/>
+          <w:sz w:val="18"/>
+          <w:szCs w:val="18"/>
+        </w:rPr>
+        <w:t xml:space="preserve">Figure 1. Accuracy and macro F1 across the four classifiers.</w:t>
+      </w:r>
+    </w:p>
+    <w:p>
+      <w:pPr>
         <w:spacing w:after="140" w:line="276"/>
       </w:pPr>
       <w:r>
@@ -2610,7 +2672,69 @@
           <w:sz w:val="22"/>
           <w:szCs w:val="22"/>
         </w:rPr>
-        <w:t xml:space="preserve">The test set holds 150 out-of-scope utterances against 30 for each in-scope intent. A narrow assistant is asked out-of-scope questions far more is asked out-of-scope questions far more often than a general one, so both are reported for that reason.</w:t>
+        <w:t xml:space="preserve">The test set holds 150 out-of-scope utterances against 30 for each in-scope intent, because a narrow assistant is asked out-of-scope questions far more often than a general one. Accuracy and macro F1 are both reported for that reason: the first is dominated by the largest class, the second weights every class equally.</w:t>
+      </w:r>
+    </w:p>
+    <w:p>
+      <w:pPr>
+        <w:spacing w:after="60" w:before="120"/>
+        <w:jc w:val="center"/>
+      </w:pPr>
+      <w:r>
+        <w:drawing>
+          <wp:inline distT="0" distB="0" distL="0" distR="0">
+            <wp:extent cx="5715000" cy="2171700"/>
+            <wp:effectExtent t="0" r="0" b="0" l="0"/>
+            <wp:docPr id="1" name="" descr="" title=""/>
+            <wp:cNvGraphicFramePr>
+              <a:graphicFrameLocks xmlns:a="http://schemas.openxmlformats.org/drawingml/2006/main" noChangeAspect="1"/>
+            </wp:cNvGraphicFramePr>
+            <a:graphic xmlns:a="http://schemas.openxmlformats.org/drawingml/2006/main">
+              <a:graphicData uri="http://schemas.openxmlformats.org/drawingml/2006/picture">
+                <pic:pic xmlns:pic="http://schemas.openxmlformats.org/drawingml/2006/picture">
+                  <pic:nvPicPr>
+                    <pic:cNvPr id="0" name="" descr=""/>
+                    <pic:cNvPicPr>
+                      <a:picLocks noChangeAspect="1" noChangeArrowheads="1"/>
+                    </pic:cNvPicPr>
+                  </pic:nvPicPr>
+                  <pic:blipFill>
+                    <a:blip r:embed="rId8" cstate="none"/>
+                    <a:srcRect/>
+                    <a:stretch>
+                      <a:fillRect/>
+                    </a:stretch>
+                  </pic:blipFill>
+                  <pic:spPr bwMode="auto">
+                    <a:xfrm>
+                      <a:off x="0" y="0"/>
+                      <a:ext cx="5715000" cy="2171700"/>
+                    </a:xfrm>
+                    <a:prstGeom prst="rect">
+                      <a:avLst/>
+                    </a:prstGeom>
+                  </pic:spPr>
+                </pic:pic>
+              </a:graphicData>
+            </a:graphic>
+          </wp:inline>
+        </w:drawing>
+      </w:r>
+    </w:p>
+    <w:p>
+      <w:pPr>
+        <w:spacing w:after="200"/>
+        <w:jc w:val="center"/>
+      </w:pPr>
+      <w:r>
+        <w:rPr>
+          <w:i/>
+          <w:iCs/>
+          <w:color w:val="666666"/>
+          <w:sz w:val="18"/>
+          <w:szCs w:val="18"/>
+        </w:rPr>
+        <w:t xml:space="preserve">Figure 2. Training loss and validation accuracy per epoch.</w:t>
       </w:r>
     </w:p>
     <w:p>
@@ -3085,6 +3209,68 @@
     </w:p>
     <w:p>
       <w:pPr>
+        <w:spacing w:after="60" w:before="120"/>
+        <w:jc w:val="center"/>
+      </w:pPr>
+      <w:r>
+        <w:drawing>
+          <wp:inline distT="0" distB="0" distL="0" distR="0">
+            <wp:extent cx="5715000" cy="2171700"/>
+            <wp:effectExtent t="0" r="0" b="0" l="0"/>
+            <wp:docPr id="1" name="" descr="" title=""/>
+            <wp:cNvGraphicFramePr>
+              <a:graphicFrameLocks xmlns:a="http://schemas.openxmlformats.org/drawingml/2006/main" noChangeAspect="1"/>
+            </wp:cNvGraphicFramePr>
+            <a:graphic xmlns:a="http://schemas.openxmlformats.org/drawingml/2006/main">
+              <a:graphicData uri="http://schemas.openxmlformats.org/drawingml/2006/picture">
+                <pic:pic xmlns:pic="http://schemas.openxmlformats.org/drawingml/2006/picture">
+                  <pic:nvPicPr>
+                    <pic:cNvPr id="0" name="" descr=""/>
+                    <pic:cNvPicPr>
+                      <a:picLocks noChangeAspect="1" noChangeArrowheads="1"/>
+                    </pic:cNvPicPr>
+                  </pic:nvPicPr>
+                  <pic:blipFill>
+                    <a:blip r:embed="rId9" cstate="none"/>
+                    <a:srcRect/>
+                    <a:stretch>
+                      <a:fillRect/>
+                    </a:stretch>
+                  </pic:blipFill>
+                  <pic:spPr bwMode="auto">
+                    <a:xfrm>
+                      <a:off x="0" y="0"/>
+                      <a:ext cx="5715000" cy="2171700"/>
+                    </a:xfrm>
+                    <a:prstGeom prst="rect">
+                      <a:avLst/>
+                    </a:prstGeom>
+                  </pic:spPr>
+                </pic:pic>
+              </a:graphicData>
+            </a:graphic>
+          </wp:inline>
+        </w:drawing>
+      </w:r>
+    </w:p>
+    <w:p>
+      <w:pPr>
+        <w:spacing w:after="200"/>
+        <w:jc w:val="center"/>
+      </w:pPr>
+      <w:r>
+        <w:rPr>
+          <w:i/>
+          <w:iCs/>
+          <w:color w:val="666666"/>
+          <w:sz w:val="18"/>
+          <w:szCs w:val="18"/>
+        </w:rPr>
+        <w:t xml:space="preserve">Figure 3. The confidence threshold swept on validation, where it is chosen, and on test, where it is reported.</w:t>
+      </w:r>
+    </w:p>
+    <w:p>
+      <w:pPr>
         <w:spacing w:after="140" w:line="276"/>
       </w:pPr>
       <w:r>
@@ -3093,6 +3279,130 @@
           <w:szCs w:val="22"/>
         </w:rPr>
         <w:t xml:space="preserve">The threshold raises out-of-scope recall on test from 92.7 percent to 94.7 percent at a cost of 1.3 points of in-scope accuracy. A higher threshold catches more unanswerable questions but begins refusing questions the model actually got right.</w:t>
+      </w:r>
+    </w:p>
+    <w:p>
+      <w:pPr>
+        <w:spacing w:after="60" w:before="120"/>
+        <w:jc w:val="center"/>
+      </w:pPr>
+      <w:r>
+        <w:drawing>
+          <wp:inline distT="0" distB="0" distL="0" distR="0">
+            <wp:extent cx="5715000" cy="4972050"/>
+            <wp:effectExtent t="0" r="0" b="0" l="0"/>
+            <wp:docPr id="1" name="" descr="" title=""/>
+            <wp:cNvGraphicFramePr>
+              <a:graphicFrameLocks xmlns:a="http://schemas.openxmlformats.org/drawingml/2006/main" noChangeAspect="1"/>
+            </wp:cNvGraphicFramePr>
+            <a:graphic xmlns:a="http://schemas.openxmlformats.org/drawingml/2006/main">
+              <a:graphicData uri="http://schemas.openxmlformats.org/drawingml/2006/picture">
+                <pic:pic xmlns:pic="http://schemas.openxmlformats.org/drawingml/2006/picture">
+                  <pic:nvPicPr>
+                    <pic:cNvPr id="0" name="" descr=""/>
+                    <pic:cNvPicPr>
+                      <a:picLocks noChangeAspect="1" noChangeArrowheads="1"/>
+                    </pic:cNvPicPr>
+                  </pic:nvPicPr>
+                  <pic:blipFill>
+                    <a:blip r:embed="rId10" cstate="none"/>
+                    <a:srcRect/>
+                    <a:stretch>
+                      <a:fillRect/>
+                    </a:stretch>
+                  </pic:blipFill>
+                  <pic:spPr bwMode="auto">
+                    <a:xfrm>
+                      <a:off x="0" y="0"/>
+                      <a:ext cx="5715000" cy="4972050"/>
+                    </a:xfrm>
+                    <a:prstGeom prst="rect">
+                      <a:avLst/>
+                    </a:prstGeom>
+                  </pic:spPr>
+                </pic:pic>
+              </a:graphicData>
+            </a:graphic>
+          </wp:inline>
+        </w:drawing>
+      </w:r>
+    </w:p>
+    <w:p>
+      <w:pPr>
+        <w:spacing w:after="200"/>
+        <w:jc w:val="center"/>
+      </w:pPr>
+      <w:r>
+        <w:rPr>
+          <w:i/>
+          <w:iCs/>
+          <w:color w:val="666666"/>
+          <w:sz w:val="18"/>
+          <w:szCs w:val="18"/>
+        </w:rPr>
+        <w:t xml:space="preserve">Figure 4. Confusion matrix for the deployed model on the test split.</w:t>
+      </w:r>
+    </w:p>
+    <w:p>
+      <w:pPr>
+        <w:spacing w:after="60" w:before="120"/>
+        <w:jc w:val="center"/>
+      </w:pPr>
+      <w:r>
+        <w:drawing>
+          <wp:inline distT="0" distB="0" distL="0" distR="0">
+            <wp:extent cx="5715000" cy="3200400"/>
+            <wp:effectExtent t="0" r="0" b="0" l="0"/>
+            <wp:docPr id="1" name="" descr="" title=""/>
+            <wp:cNvGraphicFramePr>
+              <a:graphicFrameLocks xmlns:a="http://schemas.openxmlformats.org/drawingml/2006/main" noChangeAspect="1"/>
+            </wp:cNvGraphicFramePr>
+            <a:graphic xmlns:a="http://schemas.openxmlformats.org/drawingml/2006/main">
+              <a:graphicData uri="http://schemas.openxmlformats.org/drawingml/2006/picture">
+                <pic:pic xmlns:pic="http://schemas.openxmlformats.org/drawingml/2006/picture">
+                  <pic:nvPicPr>
+                    <pic:cNvPr id="0" name="" descr=""/>
+                    <pic:cNvPicPr>
+                      <a:picLocks noChangeAspect="1" noChangeArrowheads="1"/>
+                    </pic:cNvPicPr>
+                  </pic:nvPicPr>
+                  <pic:blipFill>
+                    <a:blip r:embed="rId11" cstate="none"/>
+                    <a:srcRect/>
+                    <a:stretch>
+                      <a:fillRect/>
+                    </a:stretch>
+                  </pic:blipFill>
+                  <pic:spPr bwMode="auto">
+                    <a:xfrm>
+                      <a:off x="0" y="0"/>
+                      <a:ext cx="5715000" cy="3200400"/>
+                    </a:xfrm>
+                    <a:prstGeom prst="rect">
+                      <a:avLst/>
+                    </a:prstGeom>
+                  </pic:spPr>
+                </pic:pic>
+              </a:graphicData>
+            </a:graphic>
+          </wp:inline>
+        </w:drawing>
+      </w:r>
+    </w:p>
+    <w:p>
+      <w:pPr>
+        <w:spacing w:after="200"/>
+        <w:jc w:val="center"/>
+      </w:pPr>
+      <w:r>
+        <w:rPr>
+          <w:i/>
+          <w:iCs/>
+          <w:color w:val="666666"/>
+          <w:sz w:val="18"/>
+          <w:szCs w:val="18"/>
+        </w:rPr>
+        <w:t xml:space="preserve">Figure 5. The intents the model finds hardest.</w:t>
       </w:r>
     </w:p>
     <w:p>
@@ -3688,6 +3998,68 @@
       <w:pPr>
         <w:spacing w:after="160"/>
       </w:pPr>
+    </w:p>
+    <w:p>
+      <w:pPr>
+        <w:spacing w:after="60" w:before="120"/>
+        <w:jc w:val="center"/>
+      </w:pPr>
+      <w:r>
+        <w:drawing>
+          <wp:inline distT="0" distB="0" distL="0" distR="0">
+            <wp:extent cx="5715000" cy="2286000"/>
+            <wp:effectExtent t="0" r="0" b="0" l="0"/>
+            <wp:docPr id="1" name="" descr="" title=""/>
+            <wp:cNvGraphicFramePr>
+              <a:graphicFrameLocks xmlns:a="http://schemas.openxmlformats.org/drawingml/2006/main" noChangeAspect="1"/>
+            </wp:cNvGraphicFramePr>
+            <a:graphic xmlns:a="http://schemas.openxmlformats.org/drawingml/2006/main">
+              <a:graphicData uri="http://schemas.openxmlformats.org/drawingml/2006/picture">
+                <pic:pic xmlns:pic="http://schemas.openxmlformats.org/drawingml/2006/picture">
+                  <pic:nvPicPr>
+                    <pic:cNvPr id="0" name="" descr=""/>
+                    <pic:cNvPicPr>
+                      <a:picLocks noChangeAspect="1" noChangeArrowheads="1"/>
+                    </pic:cNvPicPr>
+                  </pic:nvPicPr>
+                  <pic:blipFill>
+                    <a:blip r:embed="rId12" cstate="none"/>
+                    <a:srcRect/>
+                    <a:stretch>
+                      <a:fillRect/>
+                    </a:stretch>
+                  </pic:blipFill>
+                  <pic:spPr bwMode="auto">
+                    <a:xfrm>
+                      <a:off x="0" y="0"/>
+                      <a:ext cx="5715000" cy="2286000"/>
+                    </a:xfrm>
+                    <a:prstGeom prst="rect">
+                      <a:avLst/>
+                    </a:prstGeom>
+                  </pic:spPr>
+                </pic:pic>
+              </a:graphicData>
+            </a:graphic>
+          </wp:inline>
+        </w:drawing>
+      </w:r>
+    </w:p>
+    <w:p>
+      <w:pPr>
+        <w:spacing w:after="200"/>
+        <w:jc w:val="center"/>
+      </w:pPr>
+      <w:r>
+        <w:rPr>
+          <w:i/>
+          <w:iCs/>
+          <w:color w:val="666666"/>
+          <w:sz w:val="18"/>
+          <w:szCs w:val="18"/>
+        </w:rPr>
+        <w:t xml:space="preserve">Figure 6. Intent accuracy from speech against clean text, and the distribution of word error rate.</w:t>
+      </w:r>
     </w:p>
     <w:p>
       <w:pPr>
